--- a/s61/out/심사위원용_연구요지와논문안내_20261022.docx
+++ b/s61/out/심사위원용_연구요지와논문안내_20261022.docx
@@ -1137,7 +1137,7 @@
           <w:sz w:val="14"/>
           <w:szCs w:val="14"/>
         </w:rPr>
-        <w:t xml:space="preserve">발표 구성(15분) — 논문 한 장 요약 → 두 표준과 연계 → 모델(매핑·연계 지점·16종·55문항·판정 규칙) → A사 적용(판정·원인·개선 과제) → 장점·단점·한계 → 결론. 세부 그림·표와 예상 질문의 근거는 백업 슬라이드에 두었습니다.</w:t>
+        <w:t xml:space="preserve">발표 구성(15분, 논문 장 순서) — 연구 절차와 논문 구성 → 1장 배경·연계의 뜻 → 2장 두 표준의 연계·선행연구의 빈 자리 → 3장 조항 매핑·LMA 구성·55문항·판정 규칙 → 4장 A사 적용(판정·강점과 미비) → 개선 로드맵 → 5장 기여·한계·네 연구 문제의 답. 장마다 논문의 그림·표 하나를 그대로 보이며, 세부와 예상 질문의 근거는 백업 슬라이드에 두었습니다.</w:t>
       </w:r>
     </w:p>
     <w:sectPr>

--- a/s61/out/심사위원용_연구요지와논문안내_20261022.docx
+++ b/s61/out/심사위원용_연구요지와논문안내_20261022.docx
@@ -1137,7 +1137,7 @@
           <w:sz w:val="14"/>
           <w:szCs w:val="14"/>
         </w:rPr>
-        <w:t xml:space="preserve">발표 구성(15분, 논문 장 순서) — 연구 절차와 논문 구성 → 1장 배경·연계의 뜻 → 2장 두 표준의 연계·선행연구의 빈 자리 → 3장 조항 매핑·LMA 구성·55문항·판정 규칙 → 4장 A사 적용(판정·강점과 미비) → 개선 로드맵 → 5장 기여·한계·네 연구 문제의 답. 장마다 논문의 그림·표 하나를 그대로 보이며, 세부와 예상 질문의 근거는 백업 슬라이드에 두었습니다.</w:t>
+        <w:t xml:space="preserve">발표 구성(약 15분, 논문 장 순서) — 논문 구성 → 1장 이 연구를 한 장으로·연계의 뜻 → 2장 두 표준에서 서로 비어 있는 곳 → 3장 조항 매핑·LMA 구성·연계 지점·16종·55문항·판정 규칙 → 4장 A사 적용(판정·강점과 미비)·개선 과제 → 5장 장점과 단점·한계 → 결론. 세부 그림·표와 예상 질문의 근거는 백업 슬라이드에 두었습니다.</w:t>
       </w:r>
     </w:p>
     <w:sectPr>

--- a/s61/out/심사위원용_연구요지와논문안내_20261022.docx
+++ b/s61/out/심사위원용_연구요지와논문안내_20261022.docx
@@ -1137,7 +1137,7 @@
           <w:sz w:val="14"/>
           <w:szCs w:val="14"/>
         </w:rPr>
-        <w:t xml:space="preserve">발표 구성(약 15분, 논문 장 순서) — 논문 구성 → 1장 이 연구를 한 장으로·연계의 뜻 → 2장 두 표준에서 서로 비어 있는 곳 → 3장 조항 매핑·LMA 구성·연계 지점·16종·55문항·판정 규칙 → 4장 A사 적용(판정·강점과 미비)·개선 과제 → 5장 장점과 단점·한계 → 결론. 세부 그림·표와 예상 질문의 근거는 백업 슬라이드에 두었습니다.</w:t>
+        <w:t xml:space="preserve">발표 구성(약 15~20분, 논문 장 순서) — 논문 구성 → 1장 개요·두 표준(ISO 14001, LCA)이 어떤 표준인가·연계의 뜻 → 2장 두 표준에서 비어 있는 곳·따른 표준 → 3장 조항 매핑·연계 지점·LMA 구성·16종·55문항·판정 규칙 → 4장 A사 적용·영역별 평점과 핵심 문항의 판정·개선 과제 → 5장 장점과 단점·한계 → 결론(네 가지 연구 문제의 답). 세부 그림·표와 예상 질문의 근거는 백업 슬라이드에 두었습니다.</w:t>
       </w:r>
     </w:p>
     <w:sectPr>
